--- a/templates/modelo_oficio.docx
+++ b/templates/modelo_oficio.docx
@@ -20,7 +20,7 @@
           <w:bCs/>
           <w:sz w:val="24"/>
         </w:rPr>
-        <w:t>Ofício nº {{num_oficio}}/2026 – GPC/DL – cms</w:t>
+        <w:t>Ofício nº {{num_oficio}}/2026 – GPC/DL – {{sigla_redator}}</w:t>
       </w:r>
     </w:p>
     <w:p>
